--- a/uk-pmrv-app-api/src/main/resources/templates/ca/scotland/installation/Notice of DOAL Rejection of Allocation Article 34H & 6a Final v01.docx
+++ b/uk-pmrv-app-api/src/main/resources/templates/ca/scotland/installation/Notice of DOAL Rejection of Allocation Article 34H & 6a Final v01.docx
@@ -401,27 +401,14 @@
         </w:rPr>
         <w:t xml:space="preserve"> </w:t>
       </w:r>
-      <w:r>
-        <w:fldChar w:fldCharType="begin"/>
-      </w:r>
-      <w:r>
-        <w:instrText xml:space="preserve"> MERGEFIELD  ${workflow.requestId}  \* MERGEFORMAT </w:instrText>
-      </w:r>
-      <w:r>
-        <w:fldChar w:fldCharType="separate"/>
-      </w:r>
-      <w:r>
-        <w:rPr>
-          <w:noProof/>
-        </w:rPr>
-        <w:t>«${workflow.requestId}»</w:t>
-      </w:r>
-      <w:r>
-        <w:rPr>
-          <w:noProof/>
-        </w:rPr>
-        <w:fldChar w:fldCharType="end"/>
-      </w:r>
+      <w:fldSimple w:instr=" MERGEFIELD  ${workflow.requestId}  \* MERGEFORMAT ">
+        <w:r>
+          <w:rPr>
+            <w:noProof/>
+          </w:rPr>
+          <w:t>«${workflow.requestId}»</w:t>
+        </w:r>
+      </w:fldSimple>
     </w:p>
     <w:p>
       <w:pPr>
@@ -441,27 +428,14 @@
       <w:r>
         <w:t xml:space="preserve">To: </w:t>
       </w:r>
-      <w:r>
-        <w:fldChar w:fldCharType="begin"/>
-      </w:r>
-      <w:r>
-        <w:instrText xml:space="preserve"> MERGEFIELD  ${(account.legalEntityName)!}  \* MERGEFORMAT </w:instrText>
-      </w:r>
-      <w:r>
-        <w:fldChar w:fldCharType="separate"/>
-      </w:r>
-      <w:r>
-        <w:rPr>
-          <w:noProof/>
-        </w:rPr>
-        <w:t>«${(account.legalEntityName)!}»</w:t>
-      </w:r>
-      <w:r>
-        <w:rPr>
-          <w:noProof/>
-        </w:rPr>
-        <w:fldChar w:fldCharType="end"/>
-      </w:r>
+      <w:fldSimple w:instr=" MERGEFIELD  ${(account.legalEntityName)!}  \* MERGEFORMAT ">
+        <w:r>
+          <w:rPr>
+            <w:noProof/>
+          </w:rPr>
+          <w:t>«${(account.legalEntityName)!}»</w:t>
+        </w:r>
+      </w:fldSimple>
       <w:r>
         <w:rPr>
           <w:rFonts w:cs="Arial"/>
@@ -543,58 +517,29 @@
         <w:spacing w:before="120" w:beforeAutospacing="0" w:after="0" w:afterAutospacing="0"/>
         <w:jc w:val="left"/>
       </w:pPr>
-      <w:r>
-        <w:fldChar w:fldCharType="begin"/>
-      </w:r>
-      <w:r>
-        <w:instrText xml:space="preserve"> MERGEFIELD  ${(account.siteName)!}  \* MERGEFORMAT </w:instrText>
-      </w:r>
-      <w:r>
-        <w:fldChar w:fldCharType="separate"/>
-      </w:r>
-      <w:r>
-        <w:rPr>
-          <w:noProof/>
-        </w:rPr>
-        <w:t>«${(account.siteName)!}»</w:t>
-      </w:r>
-      <w:r>
-        <w:rPr>
-          <w:noProof/>
-        </w:rPr>
-        <w:fldChar w:fldCharType="end"/>
-      </w:r>
-    </w:p>
-    <w:p>
-      <w:pPr>
-        <w:rPr>
-          <w:noProof/>
-        </w:rPr>
-      </w:pPr>
-      <w:r>
-        <w:fldChar w:fldCharType="begin"/>
-      </w:r>
-      <w:r>
-        <w:instrText xml:space="preserve"> MERG</w:instrText>
-      </w:r>
-      <w:r>
-        <w:instrText xml:space="preserve">EFIELD  ${(account.location)!}  \* MERGEFORMAT </w:instrText>
-      </w:r>
-      <w:r>
-        <w:fldChar w:fldCharType="separate"/>
-      </w:r>
-      <w:r>
-        <w:rPr>
-          <w:noProof/>
-        </w:rPr>
-        <w:t>«${(account.location)!}»</w:t>
-      </w:r>
-      <w:r>
-        <w:rPr>
-          <w:noProof/>
-        </w:rPr>
-        <w:fldChar w:fldCharType="end"/>
-      </w:r>
+      <w:fldSimple w:instr=" MERGEFIELD  ${(account.siteName)!}  \* MERGEFORMAT ">
+        <w:r>
+          <w:rPr>
+            <w:noProof/>
+          </w:rPr>
+          <w:t>«${(account.siteName)!}»</w:t>
+        </w:r>
+      </w:fldSimple>
+    </w:p>
+    <w:p>
+      <w:pPr>
+        <w:rPr>
+          <w:noProof/>
+        </w:rPr>
+      </w:pPr>
+      <w:fldSimple w:instr=" MERGEFIELD  ${(account.location)!}  \* MERGEFORMAT ">
+        <w:r>
+          <w:rPr>
+            <w:noProof/>
+          </w:rPr>
+          <w:t>«${(account.location)!}»</w:t>
+        </w:r>
+      </w:fldSimple>
     </w:p>
     <w:p>
       <w:pPr>
@@ -687,7 +632,6 @@
               <w:rPr>
                 <w:noProof/>
               </w:rPr>
-              <w:lastRenderedPageBreak/>
               <w:drawing>
                 <wp:inline distT="0" distB="0" distL="0" distR="0" wp14:anchorId="26C19A92" wp14:editId="6C539559">
                   <wp:extent cx="1440000" cy="1539310"/>
@@ -1157,7 +1101,6 @@
         <w:rPr>
           <w:color w:val="auto"/>
         </w:rPr>
-        <w:lastRenderedPageBreak/>
         <w:fldChar w:fldCharType="begin"/>
       </w:r>
       <w:r>
@@ -1684,7 +1627,6 @@
           <w:rFonts w:cs="Arial"/>
           <w:snapToGrid w:val="0"/>
         </w:rPr>
-        <w:lastRenderedPageBreak/>
         <w:fldChar w:fldCharType="begin"/>
       </w:r>
       <w:r>
@@ -2350,7 +2292,6 @@
         <w:rPr>
           <w:color w:val="auto"/>
         </w:rPr>
-        <w:lastRenderedPageBreak/>
         <w:fldChar w:fldCharType="begin"/>
       </w:r>
       <w:r>
@@ -2445,6 +2386,265 @@
         </w:rPr>
         <w:fldChar w:fldCharType="end"/>
       </w:r>
+    </w:p>
+    <w:p>
+      <w:pPr>
+        <w:pStyle w:val="TemplateCommand"/>
+        <w:rPr>
+          <w:color w:val="auto"/>
+        </w:rPr>
+      </w:pPr>
+      <w:r>
+        <w:rPr>
+          <w:color w:val="auto"/>
+        </w:rPr>
+        <w:fldChar w:fldCharType="begin"/>
+      </w:r>
+      <w:r>
+        <w:rPr>
+          <w:color w:val="auto"/>
+        </w:rPr>
+        <w:instrText xml:space="preserve"> MERGEFIELD  "[#if params.</w:instrText>
+      </w:r>
+      <w:r>
+        <w:rPr>
+          <w:color w:val="auto"/>
+        </w:rPr>
+        <w:instrText>doal</w:instrText>
+      </w:r>
+      <w:r>
+        <w:rPr>
+          <w:color w:val="auto"/>
+        </w:rPr>
+        <w:instrText>.determination.articleReasonItems?seq_contains('</w:instrText>
+      </w:r>
+      <w:r>
+        <w:rPr>
+          <w:color w:val="auto"/>
+        </w:rPr>
+        <w:instrText>TEMPORARY_CESSATION</w:instrText>
+      </w:r>
+      <w:r>
+        <w:rPr>
+          <w:color w:val="auto"/>
+        </w:rPr>
+        <w:instrText xml:space="preserve">')]"  \* MERGEFORMAT </w:instrText>
+      </w:r>
+      <w:r>
+        <w:rPr>
+          <w:color w:val="auto"/>
+        </w:rPr>
+        <w:fldChar w:fldCharType="separate"/>
+      </w:r>
+      <w:r>
+        <w:rPr>
+          <w:noProof/>
+          <w:color w:val="auto"/>
+        </w:rPr>
+        <w:t>«[#if params.doal.determination.articleRe»</w:t>
+      </w:r>
+      <w:r>
+        <w:rPr>
+          <w:color w:val="auto"/>
+        </w:rPr>
+        <w:fldChar w:fldCharType="end"/>
+      </w:r>
+    </w:p>
+    <w:p>
+      <w:pPr>
+        <w:pStyle w:val="ListParagraph"/>
+        <w:numPr>
+          <w:ilvl w:val="0"/>
+          <w:numId w:val="3"/>
+        </w:numPr>
+        <w:rPr>
+          <w:rFonts w:cs="Arial"/>
+        </w:rPr>
+      </w:pPr>
+      <w:r>
+        <w:rPr>
+          <w:rFonts w:cs="Arial"/>
+        </w:rPr>
+        <w:t>assessed the information you provided about the sub-installation(s) that temporarily ceased operation, noting the date by which you expect operations to resume, and that the sub-installation(s) is/are technically capable of resuming operations without physical changes being made (or that you intend for that technical capability to be restored). On this basis we do not consider the sub-installation(s) to have permanently ceased operation at the current time, and therefore the normal activity level change rules will continue to apply.</w:t>
+      </w:r>
+    </w:p>
+    <w:p>
+      <w:pPr>
+        <w:pStyle w:val="ListParagraph"/>
+        <w:rPr>
+          <w:rFonts w:cs="Arial"/>
+        </w:rPr>
+      </w:pPr>
+    </w:p>
+    <w:p>
+      <w:pPr>
+        <w:pStyle w:val="TemplateCommand"/>
+        <w:rPr>
+          <w:noProof/>
+          <w:color w:val="auto"/>
+        </w:rPr>
+      </w:pPr>
+      <w:r>
+        <w:rPr>
+          <w:color w:val="auto"/>
+        </w:rPr>
+        <w:fldChar w:fldCharType="begin"/>
+      </w:r>
+      <w:r>
+        <w:rPr>
+          <w:color w:val="auto"/>
+        </w:rPr>
+        <w:instrText xml:space="preserve"> MERGEFIELD  [/#if]  \* MERGEFORMAT </w:instrText>
+      </w:r>
+      <w:r>
+        <w:rPr>
+          <w:color w:val="auto"/>
+        </w:rPr>
+        <w:fldChar w:fldCharType="separate"/>
+      </w:r>
+      <w:r>
+        <w:rPr>
+          <w:noProof/>
+          <w:color w:val="auto"/>
+        </w:rPr>
+        <w:t>«[/#if]»</w:t>
+      </w:r>
+      <w:r>
+        <w:rPr>
+          <w:noProof/>
+          <w:color w:val="auto"/>
+        </w:rPr>
+        <w:fldChar w:fldCharType="end"/>
+      </w:r>
+    </w:p>
+    <w:p>
+      <w:pPr>
+        <w:pStyle w:val="TemplateCommand"/>
+        <w:rPr>
+          <w:color w:val="auto"/>
+        </w:rPr>
+      </w:pPr>
+      <w:r>
+        <w:rPr>
+          <w:color w:val="auto"/>
+        </w:rPr>
+        <w:fldChar w:fldCharType="begin"/>
+      </w:r>
+      <w:r>
+        <w:rPr>
+          <w:color w:val="auto"/>
+        </w:rPr>
+        <w:instrText xml:space="preserve"> MERGEFIELD  "[#if params.</w:instrText>
+      </w:r>
+      <w:r>
+        <w:rPr>
+          <w:color w:val="auto"/>
+        </w:rPr>
+        <w:instrText>doal</w:instrText>
+      </w:r>
+      <w:r>
+        <w:rPr>
+          <w:color w:val="auto"/>
+        </w:rPr>
+        <w:instrText>.determination.articleReasonItems?seq_contains('PERMANENT</w:instrText>
+      </w:r>
+      <w:r>
+        <w:rPr>
+          <w:color w:val="auto"/>
+        </w:rPr>
+        <w:instrText>_CESSATION</w:instrText>
+      </w:r>
+      <w:r>
+        <w:rPr>
+          <w:color w:val="auto"/>
+        </w:rPr>
+        <w:instrText xml:space="preserve">')]"  \* MERGEFORMAT </w:instrText>
+      </w:r>
+      <w:r>
+        <w:rPr>
+          <w:color w:val="auto"/>
+        </w:rPr>
+        <w:fldChar w:fldCharType="separate"/>
+      </w:r>
+      <w:r>
+        <w:rPr>
+          <w:noProof/>
+          <w:color w:val="auto"/>
+        </w:rPr>
+        <w:t>«[#if params.doal.determination.articleRe»</w:t>
+      </w:r>
+      <w:r>
+        <w:rPr>
+          <w:color w:val="auto"/>
+        </w:rPr>
+        <w:fldChar w:fldCharType="end"/>
+      </w:r>
+    </w:p>
+    <w:p>
+      <w:pPr>
+        <w:pStyle w:val="ListParagraph"/>
+        <w:numPr>
+          <w:ilvl w:val="0"/>
+          <w:numId w:val="3"/>
+        </w:numPr>
+        <w:rPr>
+          <w:rFonts w:cs="Arial"/>
+        </w:rPr>
+      </w:pPr>
+      <w:r>
+        <w:rPr>
+          <w:rFonts w:cs="Arial"/>
+        </w:rPr>
+        <w:t>re-calculated the allocation for your sub-installation(s) that ceased operation, on the basis of activity levels set out in the ALR covering the final free allocation year, in accordance with Article 3za of the ALCR, as inserted by the 2025 Order.</w:t>
+      </w:r>
+    </w:p>
+    <w:p>
+      <w:pPr>
+        <w:pStyle w:val="TemplateCommand"/>
+        <w:rPr>
+          <w:noProof/>
+          <w:color w:val="auto"/>
+        </w:rPr>
+      </w:pPr>
+      <w:r>
+        <w:rPr>
+          <w:color w:val="auto"/>
+        </w:rPr>
+        <w:fldChar w:fldCharType="begin"/>
+      </w:r>
+      <w:r>
+        <w:rPr>
+          <w:color w:val="auto"/>
+        </w:rPr>
+        <w:instrText xml:space="preserve"> MERGEFIELD  [/#if]  \* MERGEFORMAT </w:instrText>
+      </w:r>
+      <w:r>
+        <w:rPr>
+          <w:color w:val="auto"/>
+        </w:rPr>
+        <w:fldChar w:fldCharType="separate"/>
+      </w:r>
+      <w:r>
+        <w:rPr>
+          <w:noProof/>
+          <w:color w:val="auto"/>
+        </w:rPr>
+        <w:t>«[/#if]»</w:t>
+      </w:r>
+      <w:r>
+        <w:rPr>
+          <w:noProof/>
+          <w:color w:val="auto"/>
+        </w:rPr>
+        <w:fldChar w:fldCharType="end"/>
+      </w:r>
+    </w:p>
+    <w:p>
+      <w:pPr>
+        <w:rPr>
+          <w:lang w:eastAsia="en-US"/>
+        </w:rPr>
+      </w:pPr>
     </w:p>
     <w:p>
       <w:pPr>
